--- a/docs/modeles-dao/DPAO-T.docx
+++ b/docs/modeles-dao/DPAO-T.docx
@@ -1443,7 +1443,7 @@
               <w:rPr>
                 <w:sz w:val="20"/>
               </w:rPr>
-              <w:t>Le délai de validité des offres sera de {{B04-DV-01}} jours.</w:t>
+              <w:t>Le délai de validité des offres sera de {{B04-VO-01}} jours.</w:t>
             </w:r>
           </w:p>
         </w:tc>

--- a/docs/modeles-dao/DPAO-T.docx
+++ b/docs/modeles-dao/DPAO-T.docx
@@ -855,47 +855,7 @@
               <w:rPr>
                 <w:sz w:val="20"/>
               </w:rPr>
-              <w:t>une photocopie certifiée de la Carte Professionnelle de l’année en cours</w:t>
-            </w:r>
-          </w:p>
-          <w:p>
-            <w:r>
-              <w:rPr>
-                <w:sz w:val="20"/>
-              </w:rPr>
-              <w:t>une photocopie certifiée de l’Etat 211 bis datée de moins de TROIS (03) mois</w:t>
-            </w:r>
-          </w:p>
-          <w:p>
-            <w:r>
-              <w:rPr>
-                <w:sz w:val="20"/>
-              </w:rPr>
-              <w:t>une photocopie certifiée de l’Extrait du Registre de Commerce</w:t>
-            </w:r>
-          </w:p>
-          <w:p>
-            <w:r>
-              <w:rPr>
-                <w:sz w:val="20"/>
-              </w:rPr>
-              <w:t>un certificat de non faillite datée de moins de 2 mois</w:t>
-            </w:r>
-          </w:p>
-          <w:p>
-            <w:r>
-              <w:rPr>
-                <w:sz w:val="20"/>
-              </w:rPr>
-              <w:t>une photocopie certifiée du Numéro d’Identification Fiscale (NIF) »</w:t>
-            </w:r>
-          </w:p>
-          <w:p>
-            <w:r>
-              <w:rPr>
-                <w:sz w:val="20"/>
-              </w:rPr>
-              <w:t>une photocopie certifiée de la carte statistique</w:t>
+              <w:t>{{B03-CQ-01}}</w:t>
             </w:r>
           </w:p>
           <w:p>
@@ -1011,7 +971,7 @@
               <w:rPr>
                 <w:sz w:val="20"/>
               </w:rPr>
-              <w:t>4°la liste des principaux marchés portant sur des travaux de même type ou d'un type similaire réalisés au cours des trois dernières années</w:t>
+              <w:t>4°la liste des principaux marchés portant sur des travaux de même type ou d'un type similaire réalisés au cours des {{B03-QT-12.lettres}} dernières années</w:t>
             </w:r>
           </w:p>
           <w:p>
@@ -1103,15 +1063,15 @@
               <w:rPr>
                 <w:sz w:val="20"/>
               </w:rPr>
-              <w:t>b) avoir réalisé avec succès en tant qu’entrepreneur principal au moins un projet de nature et de complexité comparables à celles des Travaux au cours des trois (5) dernières années et comprenant:</w:t>
-            </w:r>
-          </w:p>
-          <w:p>
-            <w:r>
-              <w:rPr>
-                <w:sz w:val="20"/>
-              </w:rPr>
-              <w:t>{{B03-QT-08}}</w:t>
+              <w:t>b) avoir réalisé avec succès en tant qu’entrepreneur principal au moins un projet de nature et de complexité comparables à celles des Travaux au cours des {{B03-QT-12.lettres}} ({{B03-QT-12}}) dernières années et comprenant:</w:t>
+            </w:r>
+          </w:p>
+          <w:p>
+            <w:r>
+              <w:rPr>
+                <w:sz w:val="20"/>
+              </w:rPr>
+              <w:t>{{B03-QT-08.parLot}}</w:t>
             </w:r>
           </w:p>
           <w:p>
@@ -1135,7 +1095,7 @@
               <w:rPr>
                 <w:sz w:val="20"/>
               </w:rPr>
-              <w:t>(d) proposer un directeur de travaux ayant {{B03-QT-10}} ans d’expérience dans la réalisation de travaux de nature et de complexité comparables, y compris au moins &lt; par exemple &gt;ans d’expérience en tant que directeur;</w:t>
+              <w:t>(d) proposer un directeur de travaux ayant {{B03-QT-10}} ans d’expérience dans la réalisation de travaux de nature et de complexité comparables;</w:t>
             </w:r>
           </w:p>
           <w:p>
@@ -1751,6 +1711,38 @@
               <w:rPr>
                 <w:sz w:val="20"/>
               </w:rPr>
+              <w:t>{{SI:GARANTIE-LOTS}}</w:t>
+            </w:r>
+          </w:p>
+          <w:p>
+            <w:r>
+              <w:rPr>
+                <w:sz w:val="20"/>
+              </w:rPr>
+              <w:t>{{B05-GQ-03.parLot}}.</w:t>
+            </w:r>
+          </w:p>
+          <w:p>
+            <w:r>
+              <w:rPr>
+                <w:sz w:val="20"/>
+              </w:rPr>
+              <w:t>{{FINSI:GARANTIE-LOTS}}</w:t>
+            </w:r>
+          </w:p>
+          <w:p>
+            <w:r>
+              <w:rPr>
+                <w:sz w:val="20"/>
+              </w:rPr>
+              <w:t>{{SI:GARANTIE-UNIQUE}}</w:t>
+            </w:r>
+          </w:p>
+          <w:p>
+            <w:r>
+              <w:rPr>
+                <w:sz w:val="20"/>
+              </w:rPr>
               <w:t>{{B05-GQ-03.lettres}} ({{B05-GQ-03}}).</w:t>
             </w:r>
           </w:p>
@@ -1759,6 +1751,14 @@
               <w:rPr>
                 <w:sz w:val="20"/>
               </w:rPr>
+              <w:t>{{FINSI:GARANTIE-UNIQUE}}</w:t>
+            </w:r>
+          </w:p>
+          <w:p>
+            <w:r>
+              <w:rPr>
+                <w:sz w:val="20"/>
+              </w:rPr>
               <w:t>{{FINSI:GARANTIE}}</w:t>
             </w:r>
           </w:p>
@@ -2623,7 +2623,7 @@
               <w:rPr>
                 <w:sz w:val="20"/>
               </w:rPr>
-              <w:t>Le délai d’exécution proposé ne doit pas dépasser {{B09-DL-01}} à compter du lendemain de la date de notification de l’OS de commencer les travaux</w:t>
+              <w:t>Le délai d’exécution proposé ne doit pas dépasser {{B09-DL-01.parLot}} à compter du lendemain de la date de notification de l’OS de commencer les travaux</w:t>
             </w:r>
           </w:p>
           <w:p>

--- a/docs/modeles-dao/DPAO-T.docx
+++ b/docs/modeles-dao/DPAO-T.docx
@@ -1103,6 +1103,54 @@
               <w:rPr>
                 <w:sz w:val="20"/>
               </w:rPr>
+              <w:t>{{SI:PERSONNEL-CLE}}</w:t>
+            </w:r>
+          </w:p>
+          <w:p>
+            <w:r>
+              <w:rPr>
+                <w:sz w:val="20"/>
+              </w:rPr>
+              <w:t>(e) proposer le personnel clé suivant : {{B03-QT-13}}</w:t>
+            </w:r>
+          </w:p>
+          <w:p>
+            <w:r>
+              <w:rPr>
+                <w:sz w:val="20"/>
+              </w:rPr>
+              <w:t>{{FINSI:PERSONNEL-CLE}}</w:t>
+            </w:r>
+          </w:p>
+          <w:p>
+            <w:r>
+              <w:rPr>
+                <w:sz w:val="20"/>
+              </w:rPr>
+              <w:t>{{SI:LIQUIDITE}}</w:t>
+            </w:r>
+          </w:p>
+          <w:p>
+            <w:r>
+              <w:rPr>
+                <w:sz w:val="20"/>
+              </w:rPr>
+              <w:t>(f) justifier d’une liquidité ou d’une ligne de crédit délivrée par une banque primaire, d’un montant minimum de : {{B03-QT-14.parLot}}</w:t>
+            </w:r>
+          </w:p>
+          <w:p>
+            <w:r>
+              <w:rPr>
+                <w:sz w:val="20"/>
+              </w:rPr>
+              <w:t>{{FINSI:LIQUIDITE}}</w:t>
+            </w:r>
+          </w:p>
+          <w:p>
+            <w:r>
+              <w:rPr>
+                <w:sz w:val="20"/>
+              </w:rPr>
               <w:t>{{SI:QUALIFICATIONS}}</w:t>
             </w:r>
           </w:p>

--- a/docs/modeles-dao/DPAO-T.docx
+++ b/docs/modeles-dao/DPAO-T.docx
@@ -267,6 +267,30 @@
               <w:rPr>
                 <w:sz w:val="20"/>
               </w:rPr>
+              <w:t>{{SI:LIMITE-LOTS}}</w:t>
+            </w:r>
+          </w:p>
+          <w:p>
+            <w:r>
+              <w:rPr>
+                <w:sz w:val="20"/>
+              </w:rPr>
+              <w:t>mais ne peut prétendre qu’à {{B02-AU-07.lettres}} ({{B02-AU-07}}) lots</w:t>
+            </w:r>
+          </w:p>
+          <w:p>
+            <w:r>
+              <w:rPr>
+                <w:sz w:val="20"/>
+              </w:rPr>
+              <w:t>{{FINSI:LIMITE-LOTS}}</w:t>
+            </w:r>
+          </w:p>
+          <w:p>
+            <w:r>
+              <w:rPr>
+                <w:sz w:val="20"/>
+              </w:rPr>
               <w:t>{{SI:LOTS-TOTALITE}}</w:t>
             </w:r>
           </w:p>
@@ -2555,6 +2579,90 @@
                 <w:sz w:val="20"/>
               </w:rPr>
               <w:t>{{FINSI:ALLOTI}}</w:t>
+            </w:r>
+          </w:p>
+        </w:tc>
+        <w:tc>
+          <w:tcPr>
+            <w:tcW w:type="pct" w:w="2500"/>
+          </w:tcPr>
+          <w:p>
+            <w:r>
+              <w:rPr>
+                <w:sz w:val="20"/>
+              </w:rPr>
+              <w:t/>
+            </w:r>
+          </w:p>
+        </w:tc>
+      </w:tr>
+      <w:tr>
+        <w:tc>
+          <w:tcPr>
+            <w:tcW w:type="pct" w:w="2500"/>
+          </w:tcPr>
+          <w:p>
+            <w:r>
+              <w:rPr>
+                <w:sz w:val="20"/>
+              </w:rPr>
+              <w:t>{{SI:OFFRES-ANORMALES}}</w:t>
+            </w:r>
+          </w:p>
+        </w:tc>
+        <w:tc>
+          <w:tcPr>
+            <w:tcW w:type="pct" w:w="2500"/>
+          </w:tcPr>
+          <w:p>
+            <w:r>
+              <w:rPr>
+                <w:sz w:val="20"/>
+              </w:rPr>
+              <w:t/>
+            </w:r>
+          </w:p>
+        </w:tc>
+      </w:tr>
+      <w:tr>
+        <w:tc>
+          <w:tcPr>
+            <w:tcW w:type="pct" w:w="2500"/>
+          </w:tcPr>
+          <w:p>
+            <w:r>
+              <w:rPr>
+                <w:sz w:val="20"/>
+              </w:rPr>
+              <w:t>9.4.5. Offres anormalement basses ou anormalement hautes</w:t>
+            </w:r>
+          </w:p>
+        </w:tc>
+        <w:tc>
+          <w:tcPr>
+            <w:tcW w:type="pct" w:w="2500"/>
+          </w:tcPr>
+          <w:p>
+            <w:r>
+              <w:rPr>
+                <w:sz w:val="20"/>
+              </w:rPr>
+              <w:t>{{B06-EO-07}}</w:t>
+            </w:r>
+          </w:p>
+        </w:tc>
+      </w:tr>
+      <w:tr>
+        <w:tc>
+          <w:tcPr>
+            <w:tcW w:type="pct" w:w="2500"/>
+          </w:tcPr>
+          <w:p>
+            <w:r>
+              <w:rPr>
+                <w:sz w:val="20"/>
+              </w:rPr>
+              <w:t>{{FINSI:OFFRES-ANORMALES}}</w:t>
             </w:r>
           </w:p>
         </w:tc>

--- a/docs/modeles-dao/DPAO-T.docx
+++ b/docs/modeles-dao/DPAO-T.docx
@@ -1071,6 +1071,14 @@
               <w:rPr>
                 <w:sz w:val="20"/>
               </w:rPr>
+              <w:t>{{SI:CHIFFRE-AFFAIRES}}</w:t>
+            </w:r>
+          </w:p>
+          <w:p>
+            <w:r>
+              <w:rPr>
+                <w:sz w:val="20"/>
+              </w:rPr>
               <w:t>a) avoir réalisé un chiffre d’affaires annuel, pour des travaux de construction, d’un montant équivalant à</w:t>
             </w:r>
           </w:p>
@@ -1080,6 +1088,14 @@
                 <w:sz w:val="20"/>
               </w:rPr>
               <w:t>{{B03-QT-07}}</w:t>
+            </w:r>
+          </w:p>
+          <w:p>
+            <w:r>
+              <w:rPr>
+                <w:sz w:val="20"/>
+              </w:rPr>
+              <w:t>{{FINSI:CHIFFRE-AFFAIRES}}</w:t>
             </w:r>
           </w:p>
           <w:p>

--- a/docs/modeles-dao/DPAO-T.docx
+++ b/docs/modeles-dao/DPAO-T.docx
@@ -1775,7 +1775,7 @@
               <w:rPr>
                 <w:sz w:val="20"/>
               </w:rPr>
-              <w:t>- Soit un chèque de banque libéllé au nom de …..</w:t>
+              <w:t>- Soit un chèque de banque libéllé au nom de {{B05-GQ-04}}</w:t>
             </w:r>
           </w:p>
           <w:p>
@@ -2159,7 +2159,7 @@
               <w:rPr>
                 <w:sz w:val="20"/>
               </w:rPr>
-              <w:t>{{B04-FP-01}} copies</w:t>
+              <w:t>{{B04-FP-01}} copie(s)</w:t>
             </w:r>
           </w:p>
           <w:p>
@@ -2403,7 +2403,7 @@
               <w:rPr>
                 <w:sz w:val="20"/>
               </w:rPr>
-              <w:t>Heure : (insérer l’heure)</w:t>
+              <w:t>Heure : {{B04-OV-02.heure}}</w:t>
             </w:r>
           </w:p>
         </w:tc>

--- a/docs/modeles-dao/DPAO-T.docx
+++ b/docs/modeles-dao/DPAO-T.docx
@@ -1079,7 +1079,7 @@
               <w:rPr>
                 <w:sz w:val="20"/>
               </w:rPr>
-              <w:t>a) avoir réalisé un chiffre d’affaires annuel, pour des travaux de construction, d’un montant équivalant à</w:t>
+              <w:t>a) avoir réalisé un chiffre d’affaires annuel, pour des {{B03-QT-18}}, d’un montant équivalant à</w:t>
             </w:r>
           </w:p>
           <w:p>
@@ -1103,6 +1103,38 @@
               <w:rPr>
                 <w:sz w:val="20"/>
               </w:rPr>
+              <w:t>{{SI:CA-MOYENNE}}</w:t>
+            </w:r>
+          </w:p>
+          <w:p>
+            <w:r>
+              <w:rPr>
+                <w:sz w:val="20"/>
+              </w:rPr>
+              <w:t>a) avoir réalisé un chiffre d’affaires annuel moyen, calculé sur les {{B03-QT-16.lettres}} ({{B03-QT-16}}) meilleures des {{B03-QT-17.lettres}} ({{B03-QT-17}}) dernières années, pour des {{B03-QT-18}}, d’un montant équivalant à {{B03-QT-07}}</w:t>
+            </w:r>
+          </w:p>
+          <w:p>
+            <w:r>
+              <w:rPr>
+                <w:sz w:val="20"/>
+              </w:rPr>
+              <w:t>{{FINSI:CA-MOYENNE}}</w:t>
+            </w:r>
+          </w:p>
+          <w:p>
+            <w:r>
+              <w:rPr>
+                <w:sz w:val="20"/>
+              </w:rPr>
+              <w:t>{{SI:REFERENCES-UN}}</w:t>
+            </w:r>
+          </w:p>
+          <w:p>
+            <w:r>
+              <w:rPr>
+                <w:sz w:val="20"/>
+              </w:rPr>
               <w:t>b) avoir réalisé avec succès en tant qu’entrepreneur principal au moins un projet de nature et de complexité comparables à celles des Travaux au cours des {{B03-QT-12.lettres}} ({{B03-QT-12}}) dernières années et comprenant:</w:t>
             </w:r>
           </w:p>
@@ -1111,6 +1143,38 @@
               <w:rPr>
                 <w:sz w:val="20"/>
               </w:rPr>
+              <w:t>{{FINSI:REFERENCES-UN}}</w:t>
+            </w:r>
+          </w:p>
+          <w:p>
+            <w:r>
+              <w:rPr>
+                <w:sz w:val="20"/>
+              </w:rPr>
+              <w:t>{{SI:REFERENCES-CUMUL}}</w:t>
+            </w:r>
+          </w:p>
+          <w:p>
+            <w:r>
+              <w:rPr>
+                <w:sz w:val="20"/>
+              </w:rPr>
+              <w:t>b) avoir réalisé avec succès en tant qu’entrepreneur principal, au cours des {{B03-QT-12.lettres}} ({{B03-QT-12}}) dernières années, au plus {{B03-QT-19.lettres}} ({{B03-QT-19}}) marchés de nature et de complexité comparables à celles des Travaux, d’un montant cumulé d’au moins {{B03-QT-20.parLot}}, et comprenant :</w:t>
+            </w:r>
+          </w:p>
+          <w:p>
+            <w:r>
+              <w:rPr>
+                <w:sz w:val="20"/>
+              </w:rPr>
+              <w:t>{{FINSI:REFERENCES-CUMUL}}</w:t>
+            </w:r>
+          </w:p>
+          <w:p>
+            <w:r>
+              <w:rPr>
+                <w:sz w:val="20"/>
+              </w:rPr>
               <w:t>{{B03-QT-08.parLot}}</w:t>
             </w:r>
           </w:p>
@@ -1184,6 +1248,30 @@
                 <w:sz w:val="20"/>
               </w:rPr>
               <w:t>{{FINSI:LIQUIDITE}}</w:t>
+            </w:r>
+          </w:p>
+          <w:p>
+            <w:r>
+              <w:rPr>
+                <w:sz w:val="20"/>
+              </w:rPr>
+              <w:t>{{SI:LIQUIDITE-POURCENT}}</w:t>
+            </w:r>
+          </w:p>
+          <w:p>
+            <w:r>
+              <w:rPr>
+                <w:sz w:val="20"/>
+              </w:rPr>
+              <w:t>(f) justifier d’une liquidité ou d’une ligne de crédit délivrée par une banque primaire, d’un montant minimum égal à {{B03-QT-15.parLot}} du montant de son offre</w:t>
+            </w:r>
+          </w:p>
+          <w:p>
+            <w:r>
+              <w:rPr>
+                <w:sz w:val="20"/>
+              </w:rPr>
+              <w:t>{{FINSI:LIQUIDITE-POURCENT}}</w:t>
             </w:r>
           </w:p>
           <w:p>

--- a/docs/modeles-dao/DPAO-T.docx
+++ b/docs/modeles-dao/DPAO-T.docx
@@ -1191,6 +1191,38 @@
               <w:rPr>
                 <w:sz w:val="20"/>
               </w:rPr>
+              <w:t>{{SI:MATERIEL-LISTE}}</w:t>
+            </w:r>
+          </w:p>
+          <w:p>
+            <w:r>
+              <w:rPr>
+                <w:sz w:val="20"/>
+              </w:rPr>
+              <w:t>{{MOYENS.materiel}}</w:t>
+            </w:r>
+          </w:p>
+          <w:p>
+            <w:r>
+              <w:rPr>
+                <w:sz w:val="20"/>
+              </w:rPr>
+              <w:t>{{FINSI:MATERIEL-LISTE}}</w:t>
+            </w:r>
+          </w:p>
+          <w:p>
+            <w:r>
+              <w:rPr>
+                <w:sz w:val="20"/>
+              </w:rPr>
+              <w:t>{{SI:MATERIEL-TEXTE}}</w:t>
+            </w:r>
+          </w:p>
+          <w:p>
+            <w:r>
+              <w:rPr>
+                <w:sz w:val="20"/>
+              </w:rPr>
               <w:t>{{B03-QT-09}}</w:t>
             </w:r>
           </w:p>
@@ -1199,6 +1231,14 @@
               <w:rPr>
                 <w:sz w:val="20"/>
               </w:rPr>
+              <w:t>{{FINSI:MATERIEL-TEXTE}}</w:t>
+            </w:r>
+          </w:p>
+          <w:p>
+            <w:r>
+              <w:rPr>
+                <w:sz w:val="20"/>
+              </w:rPr>
               <w:t>(d) proposer un directeur de travaux ayant {{B03-QT-10}} ans d’expérience dans la réalisation de travaux de nature et de complexité comparables;</w:t>
             </w:r>
           </w:p>
@@ -1215,7 +1255,7 @@
               <w:rPr>
                 <w:sz w:val="20"/>
               </w:rPr>
-              <w:t>(e) proposer le personnel clé suivant : {{B03-QT-13}}</w:t>
+              <w:t>(e) proposer le personnel clé suivant :</w:t>
             </w:r>
           </w:p>
           <w:p>
@@ -1224,6 +1264,54 @@
                 <w:sz w:val="20"/>
               </w:rPr>
               <w:t>{{FINSI:PERSONNEL-CLE}}</w:t>
+            </w:r>
+          </w:p>
+          <w:p>
+            <w:r>
+              <w:rPr>
+                <w:sz w:val="20"/>
+              </w:rPr>
+              <w:t>{{SI:PERSONNEL-LISTE}}</w:t>
+            </w:r>
+          </w:p>
+          <w:p>
+            <w:r>
+              <w:rPr>
+                <w:sz w:val="20"/>
+              </w:rPr>
+              <w:t>{{MOYENS.personnel}}</w:t>
+            </w:r>
+          </w:p>
+          <w:p>
+            <w:r>
+              <w:rPr>
+                <w:sz w:val="20"/>
+              </w:rPr>
+              <w:t>{{FINSI:PERSONNEL-LISTE}}</w:t>
+            </w:r>
+          </w:p>
+          <w:p>
+            <w:r>
+              <w:rPr>
+                <w:sz w:val="20"/>
+              </w:rPr>
+              <w:t>{{SI:PERSONNEL-TEXTE}}</w:t>
+            </w:r>
+          </w:p>
+          <w:p>
+            <w:r>
+              <w:rPr>
+                <w:sz w:val="20"/>
+              </w:rPr>
+              <w:t>{{B03-QT-13}}</w:t>
+            </w:r>
+          </w:p>
+          <w:p>
+            <w:r>
+              <w:rPr>
+                <w:sz w:val="20"/>
+              </w:rPr>
+              <w:t>{{FINSI:PERSONNEL-TEXTE}}</w:t>
             </w:r>
           </w:p>
           <w:p>

--- a/docs/modeles-dao/DPAO-T.docx
+++ b/docs/modeles-dao/DPAO-T.docx
@@ -863,6 +863,38 @@
               <w:rPr>
                 <w:sz w:val="20"/>
               </w:rPr>
+              <w:t>{{SI:PIECES-OFFRE-LISTE}}</w:t>
+            </w:r>
+          </w:p>
+          <w:p>
+            <w:r>
+              <w:rPr>
+                <w:sz w:val="20"/>
+              </w:rPr>
+              <w:t>{{PIECES.offre}}</w:t>
+            </w:r>
+          </w:p>
+          <w:p>
+            <w:r>
+              <w:rPr>
+                <w:sz w:val="20"/>
+              </w:rPr>
+              <w:t>{{FINSI:PIECES-OFFRE-LISTE}}</w:t>
+            </w:r>
+          </w:p>
+          <w:p>
+            <w:r>
+              <w:rPr>
+                <w:sz w:val="20"/>
+              </w:rPr>
+              <w:t>{{SI:PIECES-OFFRE-TEXTE}}</w:t>
+            </w:r>
+          </w:p>
+          <w:p>
+            <w:r>
+              <w:rPr>
+                <w:sz w:val="20"/>
+              </w:rPr>
               <w:t>{{B04-PI-01}}</w:t>
             </w:r>
           </w:p>
@@ -871,6 +903,14 @@
               <w:rPr>
                 <w:sz w:val="20"/>
               </w:rPr>
+              <w:t>{{FINSI:PIECES-OFFRE-TEXTE}}</w:t>
+            </w:r>
+          </w:p>
+          <w:p>
+            <w:r>
+              <w:rPr>
+                <w:sz w:val="20"/>
+              </w:rPr>
               <w:t>2° -</w:t>
             </w:r>
           </w:p>
@@ -879,7 +919,47 @@
               <w:rPr>
                 <w:sz w:val="20"/>
               </w:rPr>
+              <w:t>{{SI:PIECES-ADM-LISTE}}</w:t>
+            </w:r>
+          </w:p>
+          <w:p>
+            <w:r>
+              <w:rPr>
+                <w:sz w:val="20"/>
+              </w:rPr>
+              <w:t>{{PIECES.administratives}}</w:t>
+            </w:r>
+          </w:p>
+          <w:p>
+            <w:r>
+              <w:rPr>
+                <w:sz w:val="20"/>
+              </w:rPr>
+              <w:t>{{FINSI:PIECES-ADM-LISTE}}</w:t>
+            </w:r>
+          </w:p>
+          <w:p>
+            <w:r>
+              <w:rPr>
+                <w:sz w:val="20"/>
+              </w:rPr>
+              <w:t>{{SI:PIECES-ADM-TEXTE}}</w:t>
+            </w:r>
+          </w:p>
+          <w:p>
+            <w:r>
+              <w:rPr>
+                <w:sz w:val="20"/>
+              </w:rPr>
               <w:t>{{B03-CQ-01}}</w:t>
+            </w:r>
+          </w:p>
+          <w:p>
+            <w:r>
+              <w:rPr>
+                <w:sz w:val="20"/>
+              </w:rPr>
+              <w:t>{{FINSI:PIECES-ADM-TEXTE}}</w:t>
             </w:r>
           </w:p>
           <w:p>

--- a/docs/modeles-dao/DPAO-T.docx
+++ b/docs/modeles-dao/DPAO-T.docx
@@ -2615,6 +2615,14 @@
               <w:rPr>
                 <w:sz w:val="20"/>
               </w:rPr>
+              <w:t>La soumission par la plateforme, effectuée depuis le compte authentifié du candidat et scellée par celle-ci, vaut signature de l'offre et de l'acte d'engagement au sens de l'article 31 du Code. L'attributaire remet l'original signé de son acte d'engagement avant la signature du marché.</w:t>
+            </w:r>
+          </w:p>
+          <w:p>
+            <w:r>
+              <w:rPr>
+                <w:sz w:val="20"/>
+              </w:rPr>
               <w:t>{{FINSI:B04-SE}}</w:t>
             </w:r>
           </w:p>

--- a/docs/modeles-dao/DPAO-T.docx
+++ b/docs/modeles-dao/DPAO-T.docx
@@ -735,6 +735,14 @@
               <w:rPr>
                 <w:sz w:val="20"/>
               </w:rPr>
+              <w:t>{{SI:PAPIER}}</w:t>
+            </w:r>
+          </w:p>
+          <w:p>
+            <w:r>
+              <w:rPr>
+                <w:sz w:val="20"/>
+              </w:rPr>
               <w:t>Adresse</w:t>
             </w:r>
           </w:p>
@@ -775,6 +783,38 @@
               <w:rPr>
                 <w:sz w:val="20"/>
               </w:rPr>
+              <w:t>{{FINSI:PAPIER}}</w:t>
+            </w:r>
+          </w:p>
+          <w:p>
+            <w:r>
+              <w:rPr>
+                <w:sz w:val="20"/>
+              </w:rPr>
+              <w:t>{{SI:B04-SE}}</w:t>
+            </w:r>
+          </w:p>
+          <w:p>
+            <w:r>
+              <w:rPr>
+                <w:sz w:val="20"/>
+              </w:rPr>
+              <w:t>Les demandes d’éclaircissements sont posées sur la plateforme de dépôt : {{B04-SE-02}}. La plateforme n’en reçoit plus au-delà du délai ci-dessous.</w:t>
+            </w:r>
+          </w:p>
+          <w:p>
+            <w:r>
+              <w:rPr>
+                <w:sz w:val="20"/>
+              </w:rPr>
+              <w:t>{{FINSI:B04-SE}}</w:t>
+            </w:r>
+          </w:p>
+          <w:p>
+            <w:r>
+              <w:rPr>
+                <w:sz w:val="20"/>
+              </w:rPr>
               <w:t>Délai pour l'envoi des demandes par les Candidats</w:t>
             </w:r>
           </w:p>
@@ -2383,6 +2423,14 @@
               <w:rPr>
                 <w:sz w:val="20"/>
               </w:rPr>
+              <w:t>{{SI:PAPIER}}</w:t>
+            </w:r>
+          </w:p>
+          <w:p>
+            <w:r>
+              <w:rPr>
+                <w:sz w:val="20"/>
+              </w:rPr>
               <w:t>{{SI:ALLOTI}}</w:t>
             </w:r>
           </w:p>
@@ -2490,6 +2538,62 @@
               <w:t>à l’exclusion de toute mention permettant d’identifier le candidat pour l’enveloppe extérieure</w:t>
             </w:r>
           </w:p>
+          <w:p>
+            <w:r>
+              <w:rPr>
+                <w:sz w:val="20"/>
+              </w:rPr>
+              <w:t>{{FINSI:PAPIER}}</w:t>
+            </w:r>
+          </w:p>
+          <w:p>
+            <w:r>
+              <w:rPr>
+                <w:sz w:val="20"/>
+              </w:rPr>
+              <w:t>{{SI:B04-SE}}</w:t>
+            </w:r>
+          </w:p>
+          <w:p>
+            <w:r>
+              <w:rPr>
+                <w:sz w:val="20"/>
+              </w:rPr>
+              <w:t>{{SI:ALLOTI}}</w:t>
+            </w:r>
+          </w:p>
+          <w:p>
+            <w:r>
+              <w:rPr>
+                <w:sz w:val="20"/>
+              </w:rPr>
+              <w:t>les offres devront être présentées séparément pour chacun des lots</w:t>
+            </w:r>
+          </w:p>
+          <w:p>
+            <w:r>
+              <w:rPr>
+                <w:sz w:val="20"/>
+              </w:rPr>
+              <w:t>{{FINSI:ALLOTI}}</w:t>
+            </w:r>
+          </w:p>
+          <w:p>
+            <w:r>
+              <w:rPr>
+                <w:sz w:val="20"/>
+              </w:rPr>
+              <w:t>L’offre est déposée en fichiers sur la plateforme : ni original ni copie sous support papier n’est demandé.</w:t>
+            </w:r>
+          </w:p>
+          <w:p>
+            <w:r>
+              <w:rPr>
+                <w:sz w:val="20"/>
+              </w:rPr>
+              <w:t>{{FINSI:B04-SE}}</w:t>
+            </w:r>
+          </w:p>
         </w:tc>
       </w:tr>
       <w:tr>
@@ -2515,6 +2619,14 @@
               <w:rPr>
                 <w:sz w:val="20"/>
               </w:rPr>
+              <w:t>{{SI:PAPIER}}</w:t>
+            </w:r>
+          </w:p>
+          <w:p>
+            <w:r>
+              <w:rPr>
+                <w:sz w:val="20"/>
+              </w:rPr>
               <w:t>Aux fins de remise des offres l’adresse du Maître de l'Ouvrage est la suivante :</w:t>
             </w:r>
           </w:p>
@@ -2539,6 +2651,38 @@
               <w:rPr>
                 <w:sz w:val="20"/>
               </w:rPr>
+              <w:t>{{FINSI:PAPIER}}</w:t>
+            </w:r>
+          </w:p>
+          <w:p>
+            <w:r>
+              <w:rPr>
+                <w:sz w:val="20"/>
+              </w:rPr>
+              <w:t>{{SI:B04-SE}}</w:t>
+            </w:r>
+          </w:p>
+          <w:p>
+            <w:r>
+              <w:rPr>
+                <w:sz w:val="20"/>
+              </w:rPr>
+              <w:t>Les offres sont déposées sur la plateforme de dépôt : {{B04-SE-02}}.</w:t>
+            </w:r>
+          </w:p>
+          <w:p>
+            <w:r>
+              <w:rPr>
+                <w:sz w:val="20"/>
+              </w:rPr>
+              <w:t>{{FINSI:B04-SE}}</w:t>
+            </w:r>
+          </w:p>
+          <w:p>
+            <w:r>
+              <w:rPr>
+                <w:sz w:val="20"/>
+              </w:rPr>
               <w:t>Les date et heure limites de remise des offres sont les suivantes :</w:t>
             </w:r>
           </w:p>
@@ -2607,7 +2751,191 @@
               <w:rPr>
                 <w:sz w:val="20"/>
               </w:rPr>
-              <w:t>[[CLAUSE À FOURNIR PAR LE JURISTE : conditions et modalités de la remise électronique — plateforme ({{B04-SE-02}}), heure de référence ({{B04-SE-04}}), signature exigée ({{B04-SE-05}}), formats ({{B04-SE-07}}) et tailles admis ({{B04-SE-08}} Mo par fichier, {{B04-SE-09}} Mo par offre), ouverture électronique en séance seulement, assistance ({{B04-SE-14}}), indisponibilité et prorogation ({{B04-SE-12}} h, {{B04-SE-13}} jours ouvrables)]]</w:t>
+              <w:t>La remise électronique est le seul mode de remise des offres de la présente procédure d’appel d’offres : aucun pli sous support papier n’est reçu. Les offres sont déposées sur la plateforme de dépôt : {{B04-SE-02}}.</w:t>
+            </w:r>
+          </w:p>
+          <w:p>
+            <w:r>
+              <w:rPr>
+                <w:sz w:val="20"/>
+              </w:rPr>
+              <w:t>{{SI:SE-OUVERTURE}}</w:t>
+            </w:r>
+          </w:p>
+          <w:p>
+            <w:r>
+              <w:rPr>
+                <w:sz w:val="20"/>
+              </w:rPr>
+              <w:t>Les dépôts sont ouverts à compter du {{B04-SE-03}}.</w:t>
+            </w:r>
+          </w:p>
+          <w:p>
+            <w:r>
+              <w:rPr>
+                <w:sz w:val="20"/>
+              </w:rPr>
+              <w:t>{{FINSI:SE-OUVERTURE}}</w:t>
+            </w:r>
+          </w:p>
+          <w:p>
+            <w:r>
+              <w:rPr>
+                <w:sz w:val="20"/>
+              </w:rPr>
+              <w:t>Les dates et heures de la procédure s’entendent selon l’heure de référence suivante : {{B04-SE-04}}. Seule l’heure de la plateforme fait foi : une offre dont le dépôt n’est pas achevé à la date et à l’heure limites n’est pas recevable.</w:t>
+            </w:r>
+          </w:p>
+          <w:p>
+            <w:r>
+              <w:rPr>
+                <w:sz w:val="20"/>
+              </w:rPr>
+              <w:t>Niveau de signature électronique exigé : {{B04-SE-05}}.</w:t>
+            </w:r>
+          </w:p>
+          <w:p>
+            <w:r>
+              <w:rPr>
+                <w:sz w:val="20"/>
+              </w:rPr>
+              <w:t>{{SI:SE-PRESTATAIRES}}</w:t>
+            </w:r>
+          </w:p>
+          <w:p>
+            <w:r>
+              <w:rPr>
+                <w:sz w:val="20"/>
+              </w:rPr>
+              <w:t>Prestataires de certification acceptés : {{B04-SE-06}}.</w:t>
+            </w:r>
+          </w:p>
+          <w:p>
+            <w:r>
+              <w:rPr>
+                <w:sz w:val="20"/>
+              </w:rPr>
+              <w:t>{{FINSI:SE-PRESTATAIRES}}</w:t>
+            </w:r>
+          </w:p>
+          <w:p>
+            <w:r>
+              <w:rPr>
+                <w:sz w:val="20"/>
+              </w:rPr>
+              <w:t>Les fichiers sont déposés aux formats suivants : {{B04-SE-07}}, dans la limite de {{B04-SE-08}} Mo par fichier et de {{B04-SE-09}} Mo par offre.</w:t>
+            </w:r>
+          </w:p>
+          <w:p>
+            <w:r>
+              <w:rPr>
+                <w:sz w:val="20"/>
+              </w:rPr>
+              <w:t>{{SI:SE-REMPLACEMENT}}</w:t>
+            </w:r>
+          </w:p>
+          <w:p>
+            <w:r>
+              <w:rPr>
+                <w:sz w:val="20"/>
+              </w:rPr>
+              <w:t>Jusqu’à la date et à l’heure limites, le candidat peut remplacer ou retirer son offre sur la plateforme ; seul son dernier dépôt est ouvert.</w:t>
+            </w:r>
+          </w:p>
+          <w:p>
+            <w:r>
+              <w:rPr>
+                <w:sz w:val="20"/>
+              </w:rPr>
+              <w:t>{{FINSI:SE-REMPLACEMENT}}</w:t>
+            </w:r>
+          </w:p>
+          <w:p>
+            <w:r>
+              <w:rPr>
+                <w:sz w:val="20"/>
+              </w:rPr>
+              <w:t>{{SI:SE-SANS-REMPLACEMENT}}</w:t>
+            </w:r>
+          </w:p>
+          <w:p>
+            <w:r>
+              <w:rPr>
+                <w:sz w:val="20"/>
+              </w:rPr>
+              <w:t>Une offre déposée ne peut être ni remplacée ni retirée.</w:t>
+            </w:r>
+          </w:p>
+          <w:p>
+            <w:r>
+              <w:rPr>
+                <w:sz w:val="20"/>
+              </w:rPr>
+              <w:t>{{FINSI:SE-SANS-REMPLACEMENT}}</w:t>
+            </w:r>
+          </w:p>
+          <w:p>
+            <w:r>
+              <w:rPr>
+                <w:sz w:val="20"/>
+              </w:rPr>
+              <w:t>{{SI:SE-SAUVEGARDE}}</w:t>
+            </w:r>
+          </w:p>
+          <w:p>
+            <w:r>
+              <w:rPr>
+                <w:sz w:val="20"/>
+              </w:rPr>
+              <w:t>Une copie de sauvegarde est admise sous la forme suivante : {{B04-SE-11}}.</w:t>
+            </w:r>
+          </w:p>
+          <w:p>
+            <w:r>
+              <w:rPr>
+                <w:sz w:val="20"/>
+              </w:rPr>
+              <w:t>{{FINSI:SE-SAUVEGARDE}}</w:t>
+            </w:r>
+          </w:p>
+          <w:p>
+            <w:r>
+              <w:rPr>
+                <w:sz w:val="20"/>
+              </w:rPr>
+              <w:t>Si la plateforme est indisponible pendant plus de {{B04-SE-12}} heures au cours des {{B04-SE-16}} heures qui précèdent la date limite de remise, cette date est prorogée de {{B04-SE-13}} jours ouvrables.</w:t>
+            </w:r>
+          </w:p>
+          <w:p>
+            <w:r>
+              <w:rPr>
+                <w:sz w:val="20"/>
+              </w:rPr>
+              <w:t>Assistance aux candidats : {{B04-SE-14}}.</w:t>
+            </w:r>
+          </w:p>
+          <w:p>
+            <w:r>
+              <w:rPr>
+                <w:sz w:val="20"/>
+              </w:rPr>
+              <w:t>{{SI:SE-ASSISTANCE-LIMITE}}</w:t>
+            </w:r>
+          </w:p>
+          <w:p>
+            <w:r>
+              <w:rPr>
+                <w:sz w:val="20"/>
+              </w:rPr>
+              <w:t>Les demandes d’assistance sont reçues jusqu’au {{B04-SE-15}}.</w:t>
+            </w:r>
+          </w:p>
+          <w:p>
+            <w:r>
+              <w:rPr>
+                <w:sz w:val="20"/>
+              </w:rPr>
+              <w:t>{{FINSI:SE-ASSISTANCE-LIMITE}}</w:t>
             </w:r>
           </w:p>
           <w:p>
@@ -2651,6 +2979,14 @@
               <w:rPr>
                 <w:sz w:val="20"/>
               </w:rPr>
+              <w:t>{{SI:PAPIER}}</w:t>
+            </w:r>
+          </w:p>
+          <w:p>
+            <w:r>
+              <w:rPr>
+                <w:sz w:val="20"/>
+              </w:rPr>
               <w:t>Lieu : {{B04-OV-01}}</w:t>
             </w:r>
           </w:p>
@@ -2668,6 +3004,142 @@
                 <w:sz w:val="20"/>
               </w:rPr>
               <w:t>Heure : {{B04-OV-02.heure}}</w:t>
+            </w:r>
+          </w:p>
+          <w:p>
+            <w:r>
+              <w:rPr>
+                <w:sz w:val="20"/>
+              </w:rPr>
+              <w:t>{{FINSI:PAPIER}}</w:t>
+            </w:r>
+          </w:p>
+          <w:p>
+            <w:r>
+              <w:rPr>
+                <w:sz w:val="20"/>
+              </w:rPr>
+              <w:t>{{SI:B04-SE}}</w:t>
+            </w:r>
+          </w:p>
+          <w:p>
+            <w:r>
+              <w:rPr>
+                <w:sz w:val="20"/>
+              </w:rPr>
+              <w:t>Les offres déposées sur la plateforme sont ouvertes en séance, le jour de la date limite fixée pour la remise des offres, à {{B04-OV-02.heure}}.</w:t>
+            </w:r>
+          </w:p>
+          <w:p>
+            <w:r>
+              <w:rPr>
+                <w:sz w:val="20"/>
+              </w:rPr>
+              <w:t>{{SI:OP-DELAI}}</w:t>
+            </w:r>
+          </w:p>
+          <w:p>
+            <w:r>
+              <w:rPr>
+                <w:sz w:val="20"/>
+              </w:rPr>
+              <w:t>La séance d’ouverture se tient {{B04-OP-12}} minutes après l’heure limite de remise des offres.</w:t>
+            </w:r>
+          </w:p>
+          <w:p>
+            <w:r>
+              <w:rPr>
+                <w:sz w:val="20"/>
+              </w:rPr>
+              <w:t>{{FINSI:OP-DELAI}}</w:t>
+            </w:r>
+          </w:p>
+          <w:p>
+            <w:r>
+              <w:rPr>
+                <w:sz w:val="20"/>
+              </w:rPr>
+              <w:t>{{SI:OP-MODALITE}}</w:t>
+            </w:r>
+          </w:p>
+          <w:p>
+            <w:r>
+              <w:rPr>
+                <w:sz w:val="20"/>
+              </w:rPr>
+              <w:t>Modalité de la séance : {{B04-OP-10}}.</w:t>
+            </w:r>
+          </w:p>
+          <w:p>
+            <w:r>
+              <w:rPr>
+                <w:sz w:val="20"/>
+              </w:rPr>
+              <w:t>{{FINSI:OP-MODALITE}}</w:t>
+            </w:r>
+          </w:p>
+          <w:p>
+            <w:r>
+              <w:rPr>
+                <w:sz w:val="20"/>
+              </w:rPr>
+              <w:t>{{SI:OP-LIEN}}</w:t>
+            </w:r>
+          </w:p>
+          <w:p>
+            <w:r>
+              <w:rPr>
+                <w:sz w:val="20"/>
+              </w:rPr>
+              <w:t>Les soumissionnaires peuvent suivre la séance à l’adresse suivante : {{B04-OP-11}}.</w:t>
+            </w:r>
+          </w:p>
+          <w:p>
+            <w:r>
+              <w:rPr>
+                <w:sz w:val="20"/>
+              </w:rPr>
+              <w:t>{{FINSI:OP-LIEN}}</w:t>
+            </w:r>
+          </w:p>
+          <w:p>
+            <w:r>
+              <w:rPr>
+                <w:sz w:val="20"/>
+              </w:rPr>
+              <w:t>{{SI:OP-PV}}</w:t>
+            </w:r>
+          </w:p>
+          <w:p>
+            <w:r>
+              <w:rPr>
+                <w:sz w:val="20"/>
+              </w:rPr>
+              <w:t>Le procès-verbal de la séance est publié sur la plateforme.</w:t>
+            </w:r>
+          </w:p>
+          <w:p>
+            <w:r>
+              <w:rPr>
+                <w:sz w:val="20"/>
+              </w:rPr>
+              <w:t>{{FINSI:OP-PV}}</w:t>
+            </w:r>
+          </w:p>
+          <w:p>
+            <w:r>
+              <w:rPr>
+                <w:sz w:val="20"/>
+              </w:rPr>
+              <w:t>Lieu de la séance, lorsqu’elle se tient en présentiel : {{B04-OV-01}}</w:t>
+            </w:r>
+          </w:p>
+          <w:p>
+            <w:r>
+              <w:rPr>
+                <w:sz w:val="20"/>
+              </w:rPr>
+              <w:t>{{FINSI:B04-SE}}</w:t>
             </w:r>
           </w:p>
         </w:tc>
